--- a/htdocs/osvit_26-27.docx
+++ b/htdocs/osvit_26-27.docx
@@ -13,7 +13,7 @@
       </w:tblGrid>
       <w:tr>
         <w:trPr>
-          <w:trHeight w:val="2189"/>
+          <w:trHeight w:val="1702"/>
           <w:jc w:val="right"/>
         </w:trPr>
         <w:tc>
@@ -75,42 +75,22 @@
                 <w:szCs w:val="28"/>
               </w:rPr>
             </w:pPr>
-          </w:p>
-          <w:p>
-            <w:pPr>
-              <w:tabs>
-                <w:tab w:val="left" w:pos="5103"/>
-                <w:tab w:val="left" w:pos="5245"/>
-              </w:tabs>
-              <w:spacing w:after="0" w:line="276" w:lineRule="auto"/>
-              <w:contextualSpacing/>
-              <w:jc w:val="both"/>
+            <w:r>
               <w:rPr>
                 <w:rFonts w:ascii="Times New Roman" w:eastAsia="Calibri" w:hAnsi="Times New Roman" w:cs="Times New Roman"/>
                 <w:sz w:val="28"/>
                 <w:szCs w:val="28"/>
               </w:rPr>
-            </w:pPr>
+              <w:t xml:space="preserve">___________________  Т. О.Корх            </w:t>
+            </w:r>
             <w:r>
               <w:rPr>
                 <w:rFonts w:ascii="Times New Roman" w:eastAsia="Calibri" w:hAnsi="Times New Roman" w:cs="Times New Roman"/>
                 <w:sz w:val="28"/>
                 <w:szCs w:val="28"/>
               </w:rPr>
-              <w:t xml:space="preserve">___________________  Т. О.Корх                                            </w:t>
-            </w:r>
-          </w:p>
-          <w:p>
-            <w:pPr>
-              <w:spacing w:after="0" w:line="276" w:lineRule="auto"/>
-              <w:contextualSpacing/>
-              <w:jc w:val="both"/>
-              <w:rPr>
-                <w:rFonts w:ascii="Times New Roman" w:eastAsia="Calibri" w:hAnsi="Times New Roman" w:cs="Times New Roman"/>
-                <w:sz w:val="28"/>
-                <w:szCs w:val="28"/>
-              </w:rPr>
-            </w:pPr>
+              <w:t xml:space="preserve">                             </w:t>
+            </w:r>
           </w:p>
         </w:tc>
       </w:tr>
@@ -176,6 +156,8 @@
           <w:szCs w:val="40"/>
         </w:rPr>
       </w:pPr>
+      <w:bookmarkStart w:id="0" w:name="_GoBack"/>
+      <w:bookmarkEnd w:id="0"/>
     </w:p>
     <w:p>
       <w:pPr>
@@ -545,7 +527,7 @@
           <w:sz w:val="28"/>
           <w:szCs w:val="28"/>
         </w:rPr>
-        <w:t xml:space="preserve"> р.</w:t>
+        <w:t>р.</w:t>
       </w:r>
     </w:p>
     <w:p>
@@ -754,7 +736,7 @@
           <w:sz w:val="28"/>
           <w:szCs w:val="28"/>
         </w:rPr>
-        <w:t xml:space="preserve"> «Про організацію освітнього процесу осіб з особливими освітніми потребами в закладах загальної середньої освіти у 2025-2026 навчальному році»</w:t>
+        <w:t xml:space="preserve"> «Про організацію освітнього процесу осіб з особливими освітніми потребами в закладах загальної середньої освіти у 202</w:t>
       </w:r>
       <w:r>
         <w:rPr>
@@ -764,7 +746,47 @@
           <w:sz w:val="28"/>
           <w:szCs w:val="28"/>
         </w:rPr>
-        <w:t xml:space="preserve"> від 26.08.2025 року № 1/17666-25 .</w:t>
+        <w:t>6-2027</w:t>
+      </w:r>
+      <w:r>
+        <w:rPr>
+          <w:rFonts w:ascii="Times New Roman" w:eastAsia="Times New Roman" w:hAnsi="Times New Roman" w:cs="Times New Roman"/>
+          <w:spacing w:val="-10"/>
+          <w:kern w:val="28"/>
+          <w:sz w:val="28"/>
+          <w:szCs w:val="28"/>
+        </w:rPr>
+        <w:t xml:space="preserve"> навчальному році»</w:t>
+      </w:r>
+      <w:r>
+        <w:rPr>
+          <w:rFonts w:ascii="Times New Roman" w:eastAsia="Times New Roman" w:hAnsi="Times New Roman" w:cs="Times New Roman"/>
+          <w:spacing w:val="-10"/>
+          <w:kern w:val="28"/>
+          <w:sz w:val="28"/>
+          <w:szCs w:val="28"/>
+        </w:rPr>
+        <w:t xml:space="preserve"> від </w:t>
+      </w:r>
+      <w:r>
+        <w:rPr>
+          <w:rFonts w:ascii="Times New Roman" w:eastAsia="Times New Roman" w:hAnsi="Times New Roman" w:cs="Times New Roman"/>
+          <w:spacing w:val="-10"/>
+          <w:kern w:val="28"/>
+          <w:sz w:val="28"/>
+          <w:szCs w:val="28"/>
+        </w:rPr>
+        <w:t>31.08.2026 року № 1/18599-26</w:t>
+      </w:r>
+      <w:r>
+        <w:rPr>
+          <w:rFonts w:ascii="Times New Roman" w:eastAsia="Times New Roman" w:hAnsi="Times New Roman" w:cs="Times New Roman"/>
+          <w:spacing w:val="-10"/>
+          <w:kern w:val="28"/>
+          <w:sz w:val="28"/>
+          <w:szCs w:val="28"/>
+        </w:rPr>
+        <w:t>.</w:t>
       </w:r>
     </w:p>
     <w:p>
@@ -867,7 +889,47 @@
           <w:sz w:val="28"/>
           <w:szCs w:val="28"/>
         </w:rPr>
-        <w:t>Важливе місце в навчальному процесі займає корекційно-розвивальна модель навчання, яка забезпечує школярів необхідними комплексними знаннями, уміннями та навичками</w:t>
+        <w:t xml:space="preserve">Важливе місце в </w:t>
+      </w:r>
+      <w:r>
+        <w:rPr>
+          <w:rFonts w:ascii="Times New Roman" w:eastAsia="Calibri" w:hAnsi="Times New Roman" w:cs="Times New Roman"/>
+          <w:sz w:val="28"/>
+          <w:szCs w:val="28"/>
+        </w:rPr>
+        <w:t>освітньому</w:t>
+      </w:r>
+      <w:r>
+        <w:rPr>
+          <w:rFonts w:ascii="Times New Roman" w:eastAsia="Calibri" w:hAnsi="Times New Roman" w:cs="Times New Roman"/>
+          <w:sz w:val="28"/>
+          <w:szCs w:val="28"/>
+        </w:rPr>
+        <w:t xml:space="preserve"> процесі займає корекційно-розвивальна модель навчання, яка забезпечує </w:t>
+      </w:r>
+      <w:r>
+        <w:rPr>
+          <w:rFonts w:ascii="Times New Roman" w:eastAsia="Calibri" w:hAnsi="Times New Roman" w:cs="Times New Roman"/>
+          <w:sz w:val="28"/>
+          <w:szCs w:val="28"/>
+        </w:rPr>
+        <w:t>учнів</w:t>
+      </w:r>
+      <w:r>
+        <w:rPr>
+          <w:rFonts w:ascii="Times New Roman" w:eastAsia="Calibri" w:hAnsi="Times New Roman" w:cs="Times New Roman"/>
+          <w:sz w:val="28"/>
+          <w:szCs w:val="28"/>
+        </w:rPr>
+        <w:t xml:space="preserve"> необхідними комплексними знаннями, уміннями та навичками</w:t>
+      </w:r>
+      <w:r>
+        <w:rPr>
+          <w:rFonts w:ascii="Times New Roman" w:eastAsia="Calibri" w:hAnsi="Times New Roman" w:cs="Times New Roman"/>
+          <w:sz w:val="28"/>
+          <w:szCs w:val="28"/>
+        </w:rPr>
+        <w:t>.</w:t>
       </w:r>
     </w:p>
     <w:p>
@@ -2584,7 +2646,23 @@
           <w:sz w:val="28"/>
           <w:szCs w:val="28"/>
         </w:rPr>
-        <w:t xml:space="preserve">Підсумкове оцінювання передбачає зіставлення навчальних досягнень здобувачів з конкретними очікуваними результатами навчання, визначеними освітньою програмою. </w:t>
+        <w:t xml:space="preserve">Підсумкове оцінювання передбачає зіставлення навчальних досягнень </w:t>
+      </w:r>
+      <w:r>
+        <w:rPr>
+          <w:rFonts w:ascii="Times New Roman" w:eastAsia="Calibri" w:hAnsi="Times New Roman" w:cs="Times New Roman"/>
+          <w:sz w:val="28"/>
+          <w:szCs w:val="28"/>
+        </w:rPr>
+        <w:t>учнів</w:t>
+      </w:r>
+      <w:r>
+        <w:rPr>
+          <w:rFonts w:ascii="Times New Roman" w:eastAsia="Calibri" w:hAnsi="Times New Roman" w:cs="Times New Roman"/>
+          <w:sz w:val="28"/>
+          <w:szCs w:val="28"/>
+        </w:rPr>
+        <w:t xml:space="preserve"> з конкретними очікуваними результатами навчання, визначеними освітньою програмою. </w:t>
       </w:r>
     </w:p>
     <w:p>
@@ -4095,7 +4173,39 @@
           <w:sz w:val="28"/>
           <w:szCs w:val="28"/>
         </w:rPr>
-        <w:t>Корекція та розвиток рухових порушень та недоліків фізичного розвитку, формування вмінь диференціювати рухи відповідно до ступеня мускульних навантажень, темпу рухів, підпорядкування рухів музиці.</w:t>
+        <w:t xml:space="preserve">Корекція та розвиток рухових порушень </w:t>
+      </w:r>
+      <w:r>
+        <w:rPr>
+          <w:rFonts w:ascii="Times New Roman" w:eastAsia="Times New Roman" w:hAnsi="Times New Roman" w:cs="Times New Roman"/>
+          <w:sz w:val="28"/>
+          <w:szCs w:val="28"/>
+        </w:rPr>
+        <w:t>і</w:t>
+      </w:r>
+      <w:r>
+        <w:rPr>
+          <w:rFonts w:ascii="Times New Roman" w:eastAsia="Times New Roman" w:hAnsi="Times New Roman" w:cs="Times New Roman"/>
+          <w:sz w:val="28"/>
+          <w:szCs w:val="28"/>
+        </w:rPr>
+        <w:t xml:space="preserve"> недоліків фізичного розвитку, формування вмінь диференціювати рухи відповідно до ступеня м</w:t>
+      </w:r>
+      <w:r>
+        <w:rPr>
+          <w:rFonts w:ascii="Times New Roman" w:eastAsia="Times New Roman" w:hAnsi="Times New Roman" w:cs="Times New Roman"/>
+          <w:sz w:val="28"/>
+          <w:szCs w:val="28"/>
+        </w:rPr>
+        <w:t>'язових</w:t>
+      </w:r>
+      <w:r>
+        <w:rPr>
+          <w:rFonts w:ascii="Times New Roman" w:eastAsia="Times New Roman" w:hAnsi="Times New Roman" w:cs="Times New Roman"/>
+          <w:sz w:val="28"/>
+          <w:szCs w:val="28"/>
+        </w:rPr>
+        <w:t xml:space="preserve"> навантажень, темпу рухів, підпорядкування рухів музиці.</w:t>
       </w:r>
     </w:p>
     <w:p>
@@ -4109,15 +4219,13 @@
         <w:jc w:val="both"/>
         <w:rPr>
           <w:rFonts w:ascii="Times New Roman" w:eastAsia="Times New Roman" w:hAnsi="Times New Roman" w:cs="Times New Roman"/>
-          <w:i/>
-          <w:sz w:val="28"/>
-          <w:szCs w:val="28"/>
-        </w:rPr>
-      </w:pPr>
-      <w:r>
-        <w:rPr>
-          <w:rFonts w:ascii="Times New Roman" w:eastAsia="Times New Roman" w:hAnsi="Times New Roman" w:cs="Times New Roman"/>
-          <w:i/>
+          <w:sz w:val="28"/>
+          <w:szCs w:val="28"/>
+        </w:rPr>
+      </w:pPr>
+      <w:r>
+        <w:rPr>
+          <w:rFonts w:ascii="Times New Roman" w:eastAsia="Times New Roman" w:hAnsi="Times New Roman" w:cs="Times New Roman"/>
           <w:sz w:val="28"/>
           <w:szCs w:val="28"/>
         </w:rPr>
@@ -4126,7 +4234,6 @@
       <w:r>
         <w:rPr>
           <w:rFonts w:ascii="Times New Roman" w:eastAsia="Times New Roman" w:hAnsi="Times New Roman" w:cs="Times New Roman"/>
-          <w:i/>
           <w:sz w:val="28"/>
           <w:szCs w:val="28"/>
         </w:rPr>
@@ -4135,7 +4242,6 @@
       <w:r>
         <w:rPr>
           <w:rFonts w:ascii="Times New Roman" w:eastAsia="Times New Roman" w:hAnsi="Times New Roman" w:cs="Times New Roman"/>
-          <w:i/>
           <w:sz w:val="28"/>
           <w:szCs w:val="28"/>
         </w:rPr>
@@ -4145,7 +4251,6 @@
       <w:r>
         <w:rPr>
           <w:rFonts w:ascii="Times New Roman" w:eastAsia="Times New Roman" w:hAnsi="Times New Roman" w:cs="Times New Roman"/>
-          <w:i/>
           <w:sz w:val="28"/>
           <w:szCs w:val="28"/>
         </w:rPr>
@@ -4154,7 +4259,6 @@
       <w:r>
         <w:rPr>
           <w:rFonts w:ascii="Times New Roman" w:eastAsia="Times New Roman" w:hAnsi="Times New Roman" w:cs="Times New Roman"/>
-          <w:i/>
           <w:sz w:val="28"/>
           <w:szCs w:val="28"/>
         </w:rPr>
@@ -4163,7 +4267,6 @@
       <w:r>
         <w:rPr>
           <w:rFonts w:ascii="Times New Roman" w:eastAsia="Times New Roman" w:hAnsi="Times New Roman" w:cs="Times New Roman"/>
-          <w:i/>
           <w:sz w:val="28"/>
           <w:szCs w:val="28"/>
         </w:rPr>
@@ -4173,7 +4276,6 @@
       <w:r>
         <w:rPr>
           <w:rFonts w:ascii="Times New Roman" w:eastAsia="Times New Roman" w:hAnsi="Times New Roman" w:cs="Times New Roman"/>
-          <w:i/>
           <w:sz w:val="28"/>
           <w:szCs w:val="28"/>
         </w:rPr>
@@ -4182,7 +4284,6 @@
       <w:r>
         <w:rPr>
           <w:rFonts w:ascii="Times New Roman" w:eastAsia="Times New Roman" w:hAnsi="Times New Roman" w:cs="Times New Roman"/>
-          <w:i/>
           <w:iCs/>
           <w:sz w:val="28"/>
           <w:szCs w:val="28"/>
@@ -4193,7 +4294,6 @@
       <w:r>
         <w:rPr>
           <w:rFonts w:ascii="Times New Roman" w:eastAsia="Times New Roman" w:hAnsi="Times New Roman" w:cs="Times New Roman"/>
-          <w:i/>
           <w:iCs/>
           <w:sz w:val="28"/>
           <w:szCs w:val="28"/>
@@ -4204,7 +4304,6 @@
       <w:r>
         <w:rPr>
           <w:rFonts w:ascii="Times New Roman" w:eastAsia="Times New Roman" w:hAnsi="Times New Roman" w:cs="Times New Roman"/>
-          <w:i/>
           <w:iCs/>
           <w:sz w:val="28"/>
           <w:szCs w:val="28"/>
@@ -4215,7 +4314,6 @@
       <w:r>
         <w:rPr>
           <w:rFonts w:ascii="Times New Roman" w:eastAsia="Times New Roman" w:hAnsi="Times New Roman" w:cs="Times New Roman"/>
-          <w:i/>
           <w:iCs/>
           <w:sz w:val="28"/>
           <w:szCs w:val="28"/>
@@ -4226,7 +4324,6 @@
       <w:r>
         <w:rPr>
           <w:rFonts w:ascii="Times New Roman" w:eastAsia="Times New Roman" w:hAnsi="Times New Roman" w:cs="Times New Roman"/>
-          <w:i/>
           <w:iCs/>
           <w:sz w:val="28"/>
           <w:szCs w:val="28"/>
@@ -4237,36 +4334,45 @@
       <w:r>
         <w:rPr>
           <w:rFonts w:ascii="Times New Roman" w:eastAsia="Times New Roman" w:hAnsi="Times New Roman" w:cs="Times New Roman"/>
-          <w:i/>
-          <w:sz w:val="28"/>
-          <w:szCs w:val="28"/>
-        </w:rPr>
-        <w:t xml:space="preserve"> класи)</w:t>
-      </w:r>
-      <w:r>
-        <w:rPr>
-          <w:rFonts w:ascii="Times New Roman" w:eastAsia="Times New Roman" w:hAnsi="Times New Roman" w:cs="Times New Roman"/>
-          <w:sz w:val="28"/>
-          <w:szCs w:val="28"/>
-        </w:rPr>
-        <w:t>.</w:t>
-      </w:r>
-      <w:r>
-        <w:rPr>
-          <w:rFonts w:ascii="Times New Roman" w:eastAsia="Times New Roman" w:hAnsi="Times New Roman" w:cs="Times New Roman"/>
-          <w:i/>
+          <w:sz w:val="28"/>
+          <w:szCs w:val="28"/>
+        </w:rPr>
+        <w:t xml:space="preserve"> класи).</w:t>
+      </w:r>
+      <w:r>
+        <w:rPr>
+          <w:rFonts w:ascii="Times New Roman" w:eastAsia="Times New Roman" w:hAnsi="Times New Roman" w:cs="Times New Roman"/>
           <w:iCs/>
           <w:sz w:val="28"/>
           <w:szCs w:val="28"/>
           <w:shd w:val="clear" w:color="auto" w:fill="FFFFFF"/>
         </w:rPr>
-        <w:t xml:space="preserve"> Мета - психосоціальний розвиток та корекція психофізичних порушень у дітей з розладами </w:t>
+        <w:t xml:space="preserve"> Мета - психосоціальний розвиток та корекція психофізичних порушень у дітей з </w:t>
+      </w:r>
+      <w:r>
+        <w:rPr>
+          <w:rFonts w:ascii="Times New Roman" w:eastAsia="Times New Roman" w:hAnsi="Times New Roman" w:cs="Times New Roman"/>
+          <w:iCs/>
+          <w:sz w:val="28"/>
+          <w:szCs w:val="28"/>
+          <w:shd w:val="clear" w:color="auto" w:fill="FFFFFF"/>
+        </w:rPr>
+        <w:t xml:space="preserve">інтелектуальними порушеннями помірного та тяжкого ступенів і </w:t>
+      </w:r>
+      <w:r>
+        <w:rPr>
+          <w:rFonts w:ascii="Times New Roman" w:eastAsia="Times New Roman" w:hAnsi="Times New Roman" w:cs="Times New Roman"/>
+          <w:iCs/>
+          <w:sz w:val="28"/>
+          <w:szCs w:val="28"/>
+          <w:shd w:val="clear" w:color="auto" w:fill="FFFFFF"/>
+        </w:rPr>
+        <w:t xml:space="preserve">розладами </w:t>
       </w:r>
       <w:proofErr w:type="spellStart"/>
       <w:r>
         <w:rPr>
           <w:rFonts w:ascii="Times New Roman" w:eastAsia="Times New Roman" w:hAnsi="Times New Roman" w:cs="Times New Roman"/>
-          <w:i/>
           <w:iCs/>
           <w:sz w:val="28"/>
           <w:szCs w:val="28"/>
@@ -4277,7 +4383,6 @@
       <w:r>
         <w:rPr>
           <w:rFonts w:ascii="Times New Roman" w:eastAsia="Times New Roman" w:hAnsi="Times New Roman" w:cs="Times New Roman"/>
-          <w:i/>
           <w:iCs/>
           <w:sz w:val="28"/>
           <w:szCs w:val="28"/>
@@ -4288,7 +4393,6 @@
       <w:r>
         <w:rPr>
           <w:rFonts w:ascii="Times New Roman" w:eastAsia="Times New Roman" w:hAnsi="Times New Roman" w:cs="Times New Roman"/>
-          <w:i/>
           <w:iCs/>
           <w:sz w:val="28"/>
           <w:szCs w:val="28"/>
@@ -4300,7 +4404,6 @@
       <w:r>
         <w:rPr>
           <w:rFonts w:ascii="Times New Roman" w:eastAsia="Times New Roman" w:hAnsi="Times New Roman" w:cs="Times New Roman"/>
-          <w:i/>
           <w:iCs/>
           <w:sz w:val="28"/>
           <w:szCs w:val="28"/>
@@ -4449,7 +4552,39 @@
           <w:sz w:val="28"/>
           <w:szCs w:val="28"/>
         </w:rPr>
-        <w:t>У роботі з цією категорією дітей важливо приділяти увагу формуванню у них певного обсягу знань, адекватність поведінки та вміння діяти у конкретних життєвих ситуаціях.</w:t>
+        <w:t xml:space="preserve">У роботі з цією категорією </w:t>
+      </w:r>
+      <w:r>
+        <w:rPr>
+          <w:rFonts w:ascii="Times New Roman" w:eastAsia="Times New Roman" w:hAnsi="Times New Roman" w:cs="Times New Roman"/>
+          <w:sz w:val="28"/>
+          <w:szCs w:val="28"/>
+        </w:rPr>
+        <w:t>учнів</w:t>
+      </w:r>
+      <w:r>
+        <w:rPr>
+          <w:rFonts w:ascii="Times New Roman" w:eastAsia="Times New Roman" w:hAnsi="Times New Roman" w:cs="Times New Roman"/>
+          <w:sz w:val="28"/>
+          <w:szCs w:val="28"/>
+        </w:rPr>
+        <w:t xml:space="preserve"> важливо приділяти увагу формуванню у них певного обсягу знань, адекватн</w:t>
+      </w:r>
+      <w:r>
+        <w:rPr>
+          <w:rFonts w:ascii="Times New Roman" w:eastAsia="Times New Roman" w:hAnsi="Times New Roman" w:cs="Times New Roman"/>
+          <w:sz w:val="28"/>
+          <w:szCs w:val="28"/>
+        </w:rPr>
+        <w:t>ої</w:t>
+      </w:r>
+      <w:r>
+        <w:rPr>
+          <w:rFonts w:ascii="Times New Roman" w:eastAsia="Times New Roman" w:hAnsi="Times New Roman" w:cs="Times New Roman"/>
+          <w:sz w:val="28"/>
+          <w:szCs w:val="28"/>
+        </w:rPr>
+        <w:t xml:space="preserve"> поведінки та вміння діяти у конкретних життєвих ситуаціях.</w:t>
       </w:r>
     </w:p>
     <w:p>
@@ -4572,7 +4707,15 @@
           <w:sz w:val="28"/>
           <w:szCs w:val="28"/>
         </w:rPr>
-        <w:t>гіперчутливість</w:t>
+        <w:t>гіперчутливі</w:t>
+      </w:r>
+      <w:r>
+        <w:rPr>
+          <w:rFonts w:ascii="Times New Roman" w:eastAsia="Times New Roman" w:hAnsi="Times New Roman" w:cs="Times New Roman"/>
+          <w:sz w:val="28"/>
+          <w:szCs w:val="28"/>
+        </w:rPr>
+        <w:t>сть</w:t>
       </w:r>
       <w:proofErr w:type="spellEnd"/>
       <w:r>
@@ -4581,7 +4724,57 @@
           <w:sz w:val="28"/>
           <w:szCs w:val="28"/>
         </w:rPr>
-        <w:t>, розвивати відчуття ритму, (структурування середовища і діяльності), розвивати дрібну моторику та зорово-моторну координацію).</w:t>
+        <w:t>, розвивати відчуття ритму, структурувати</w:t>
+      </w:r>
+      <w:r>
+        <w:rPr>
+          <w:rFonts w:ascii="Times New Roman" w:eastAsia="Times New Roman" w:hAnsi="Times New Roman" w:cs="Times New Roman"/>
+          <w:sz w:val="28"/>
+          <w:szCs w:val="28"/>
+        </w:rPr>
+        <w:t xml:space="preserve"> середовищ</w:t>
+      </w:r>
+      <w:r>
+        <w:rPr>
+          <w:rFonts w:ascii="Times New Roman" w:eastAsia="Times New Roman" w:hAnsi="Times New Roman" w:cs="Times New Roman"/>
+          <w:sz w:val="28"/>
+          <w:szCs w:val="28"/>
+        </w:rPr>
+        <w:t>е</w:t>
+      </w:r>
+      <w:r>
+        <w:rPr>
+          <w:rFonts w:ascii="Times New Roman" w:eastAsia="Times New Roman" w:hAnsi="Times New Roman" w:cs="Times New Roman"/>
+          <w:sz w:val="28"/>
+          <w:szCs w:val="28"/>
+        </w:rPr>
+        <w:t xml:space="preserve"> </w:t>
+      </w:r>
+      <w:r>
+        <w:rPr>
+          <w:rFonts w:ascii="Times New Roman" w:eastAsia="Times New Roman" w:hAnsi="Times New Roman" w:cs="Times New Roman"/>
+          <w:sz w:val="28"/>
+          <w:szCs w:val="28"/>
+        </w:rPr>
+        <w:t xml:space="preserve">та </w:t>
+      </w:r>
+      <w:proofErr w:type="spellStart"/>
+      <w:r>
+        <w:rPr>
+          <w:rFonts w:ascii="Times New Roman" w:eastAsia="Times New Roman" w:hAnsi="Times New Roman" w:cs="Times New Roman"/>
+          <w:sz w:val="28"/>
+          <w:szCs w:val="28"/>
+        </w:rPr>
+        <w:t>діяльность</w:t>
+      </w:r>
+      <w:proofErr w:type="spellEnd"/>
+      <w:r>
+        <w:rPr>
+          <w:rFonts w:ascii="Times New Roman" w:eastAsia="Times New Roman" w:hAnsi="Times New Roman" w:cs="Times New Roman"/>
+          <w:sz w:val="28"/>
+          <w:szCs w:val="28"/>
+        </w:rPr>
+        <w:t>, розвивати дрібну моторику та зорово-моторну координацію).</w:t>
       </w:r>
     </w:p>
     <w:p>
@@ -4642,7 +4835,103 @@
           <w:sz w:val="28"/>
           <w:szCs w:val="28"/>
         </w:rPr>
-        <w:t xml:space="preserve"> роботу проводять спеціалісти закладу освіти: вчитель-дефектолог, вчитель-логопед, вчитель фізичної культури, вчитель музичної культури, вчитель ритміки, психолог.</w:t>
+        <w:t xml:space="preserve"> роботу проводять </w:t>
+      </w:r>
+      <w:r>
+        <w:rPr>
+          <w:rFonts w:ascii="Times New Roman" w:eastAsia="Times New Roman" w:hAnsi="Times New Roman" w:cs="Times New Roman"/>
+          <w:sz w:val="28"/>
+          <w:szCs w:val="28"/>
+        </w:rPr>
+        <w:t>педагогічні працівники закладу</w:t>
+      </w:r>
+      <w:r>
+        <w:rPr>
+          <w:rFonts w:ascii="Times New Roman" w:eastAsia="Times New Roman" w:hAnsi="Times New Roman" w:cs="Times New Roman"/>
+          <w:sz w:val="28"/>
+          <w:szCs w:val="28"/>
+        </w:rPr>
+        <w:t>: вчител</w:t>
+      </w:r>
+      <w:r>
+        <w:rPr>
+          <w:rFonts w:ascii="Times New Roman" w:eastAsia="Times New Roman" w:hAnsi="Times New Roman" w:cs="Times New Roman"/>
+          <w:sz w:val="28"/>
+          <w:szCs w:val="28"/>
+        </w:rPr>
+        <w:t>і</w:t>
+      </w:r>
+      <w:r>
+        <w:rPr>
+          <w:rFonts w:ascii="Times New Roman" w:eastAsia="Times New Roman" w:hAnsi="Times New Roman" w:cs="Times New Roman"/>
+          <w:sz w:val="28"/>
+          <w:szCs w:val="28"/>
+        </w:rPr>
+        <w:t>-дефектолог</w:t>
+      </w:r>
+      <w:r>
+        <w:rPr>
+          <w:rFonts w:ascii="Times New Roman" w:eastAsia="Times New Roman" w:hAnsi="Times New Roman" w:cs="Times New Roman"/>
+          <w:sz w:val="28"/>
+          <w:szCs w:val="28"/>
+        </w:rPr>
+        <w:t>и</w:t>
+      </w:r>
+      <w:r>
+        <w:rPr>
+          <w:rFonts w:ascii="Times New Roman" w:eastAsia="Times New Roman" w:hAnsi="Times New Roman" w:cs="Times New Roman"/>
+          <w:sz w:val="28"/>
+          <w:szCs w:val="28"/>
+        </w:rPr>
+        <w:t>, вчител</w:t>
+      </w:r>
+      <w:r>
+        <w:rPr>
+          <w:rFonts w:ascii="Times New Roman" w:eastAsia="Times New Roman" w:hAnsi="Times New Roman" w:cs="Times New Roman"/>
+          <w:sz w:val="28"/>
+          <w:szCs w:val="28"/>
+        </w:rPr>
+        <w:t>і</w:t>
+      </w:r>
+      <w:r>
+        <w:rPr>
+          <w:rFonts w:ascii="Times New Roman" w:eastAsia="Times New Roman" w:hAnsi="Times New Roman" w:cs="Times New Roman"/>
+          <w:sz w:val="28"/>
+          <w:szCs w:val="28"/>
+        </w:rPr>
+        <w:t>-логопед</w:t>
+      </w:r>
+      <w:r>
+        <w:rPr>
+          <w:rFonts w:ascii="Times New Roman" w:eastAsia="Times New Roman" w:hAnsi="Times New Roman" w:cs="Times New Roman"/>
+          <w:sz w:val="28"/>
+          <w:szCs w:val="28"/>
+        </w:rPr>
+        <w:t>и</w:t>
+      </w:r>
+      <w:r>
+        <w:rPr>
+          <w:rFonts w:ascii="Times New Roman" w:eastAsia="Times New Roman" w:hAnsi="Times New Roman" w:cs="Times New Roman"/>
+          <w:sz w:val="28"/>
+          <w:szCs w:val="28"/>
+        </w:rPr>
+        <w:t xml:space="preserve">, </w:t>
+      </w:r>
+      <w:r>
+        <w:rPr>
+          <w:rFonts w:ascii="Times New Roman" w:eastAsia="Times New Roman" w:hAnsi="Times New Roman" w:cs="Times New Roman"/>
+          <w:sz w:val="28"/>
+          <w:szCs w:val="28"/>
+        </w:rPr>
+        <w:t>лікувальної фізкультури</w:t>
+      </w:r>
+      <w:r>
+        <w:rPr>
+          <w:rFonts w:ascii="Times New Roman" w:eastAsia="Times New Roman" w:hAnsi="Times New Roman" w:cs="Times New Roman"/>
+          <w:sz w:val="28"/>
+          <w:szCs w:val="28"/>
+        </w:rPr>
+        <w:t>, вчитель ритміки, психолог.</w:t>
       </w:r>
     </w:p>
     <w:p>
@@ -4706,7 +4995,16 @@
           <w:szCs w:val="28"/>
           <w:lang w:eastAsia="uk-UA"/>
         </w:rPr>
-        <w:t>ями :</w:t>
+        <w:t>ями</w:t>
+      </w:r>
+      <w:r>
+        <w:rPr>
+          <w:rFonts w:ascii="Times New Roman" w:eastAsia="Times New Roman" w:hAnsi="Times New Roman" w:cs="Times New Roman"/>
+          <w:sz w:val="28"/>
+          <w:szCs w:val="28"/>
+          <w:lang w:eastAsia="uk-UA"/>
+        </w:rPr>
+        <w:t>:</w:t>
       </w:r>
     </w:p>
     <w:p>
@@ -9259,7 +9557,25 @@
           <w:szCs w:val="28"/>
           <w:lang w:eastAsia="uk-UA"/>
         </w:rPr>
-        <w:t xml:space="preserve">) формою організації навчального процесу. При плануванні  структури навчального  року враховано </w:t>
+        <w:t xml:space="preserve">) формою організації </w:t>
+      </w:r>
+      <w:r>
+        <w:rPr>
+          <w:rFonts w:ascii="Times New Roman" w:eastAsia="Times New Roman" w:hAnsi="Times New Roman" w:cs="Times New Roman"/>
+          <w:sz w:val="28"/>
+          <w:szCs w:val="28"/>
+          <w:lang w:eastAsia="uk-UA"/>
+        </w:rPr>
+        <w:t>освітнього</w:t>
+      </w:r>
+      <w:r>
+        <w:rPr>
+          <w:rFonts w:ascii="Times New Roman" w:eastAsia="Times New Roman" w:hAnsi="Times New Roman" w:cs="Times New Roman"/>
+          <w:sz w:val="28"/>
+          <w:szCs w:val="28"/>
+          <w:lang w:eastAsia="uk-UA"/>
+        </w:rPr>
+        <w:t xml:space="preserve"> процесу. При плануванні  структури навчального  року враховано </w:t>
       </w:r>
       <w:proofErr w:type="spellStart"/>
       <w:r>
@@ -9507,8 +9823,6 @@
         </w:rPr>
         <w:t xml:space="preserve"> року.</w:t>
       </w:r>
-      <w:bookmarkStart w:id="0" w:name="_GoBack"/>
-      <w:bookmarkEnd w:id="0"/>
     </w:p>
     <w:p>
       <w:pPr>
@@ -9746,17 +10060,35 @@
           <w:rFonts w:ascii="Times New Roman" w:eastAsia="Times New Roman" w:hAnsi="Times New Roman" w:cs="Times New Roman"/>
           <w:sz w:val="28"/>
           <w:szCs w:val="28"/>
-          <w:lang w:eastAsia="ru-RU"/>
-        </w:rPr>
-      </w:pPr>
-      <w:r>
-        <w:rPr>
-          <w:rFonts w:ascii="Times New Roman" w:eastAsia="Times New Roman" w:hAnsi="Times New Roman" w:cs="Times New Roman"/>
-          <w:sz w:val="28"/>
-          <w:szCs w:val="28"/>
           <w:lang w:eastAsia="uk-UA"/>
         </w:rPr>
-        <w:t>Заклад працює в цілодобовому режимі за п’ятиденним навчальним тижнем.</w:t>
+      </w:pPr>
+      <w:r>
+        <w:rPr>
+          <w:rFonts w:ascii="Times New Roman" w:eastAsia="Times New Roman" w:hAnsi="Times New Roman" w:cs="Times New Roman"/>
+          <w:sz w:val="28"/>
+          <w:szCs w:val="28"/>
+          <w:lang w:eastAsia="uk-UA"/>
+        </w:rPr>
+        <w:t>Заклад працює в цілодобовому режимі</w:t>
+      </w:r>
+      <w:r>
+        <w:rPr>
+          <w:rFonts w:ascii="Times New Roman" w:eastAsia="Times New Roman" w:hAnsi="Times New Roman" w:cs="Times New Roman"/>
+          <w:sz w:val="28"/>
+          <w:szCs w:val="28"/>
+          <w:lang w:eastAsia="uk-UA"/>
+        </w:rPr>
+        <w:t>. Навчальні заняття організовуються протягом шести днів на тиждень: 5 днів – очно, 1 день (субота) – з використанням дистанційних технологій.</w:t>
+      </w:r>
+      <w:r>
+        <w:rPr>
+          <w:rFonts w:ascii="Times New Roman" w:eastAsia="Times New Roman" w:hAnsi="Times New Roman" w:cs="Times New Roman"/>
+          <w:sz w:val="28"/>
+          <w:szCs w:val="28"/>
+          <w:lang w:eastAsia="uk-UA"/>
+        </w:rPr>
+        <w:t xml:space="preserve"> </w:t>
       </w:r>
     </w:p>
     <w:p>
@@ -9779,7 +10111,25 @@
           <w:szCs w:val="28"/>
           <w:lang w:eastAsia="uk-UA"/>
         </w:rPr>
-        <w:t>Відповідно до п. 8.1. Положення про державну підсумкову атестацію учнів (вихованців) у системі загальної середньої освіти, затвердженого наказом МОН від 18.02.2008 № 94 (зі змінами, внесеними згідно з наказами МОН від 21.12.2009 № 1151 «Про внесення змін до Положення про державну підсумкову атестацію учнів (вихованців) у системі загальної середньої освіти, від 23.11.2010 № 1116 «Про внесення змін до розділу VI Положення про державну підсумкову атестацію учнів (вихованців) у системі загальної середньої освіти»), учні 4 та 9 класів звільняються від державної підсумкової атестації.</w:t>
+        <w:t xml:space="preserve">Здобувачі освіти закладу звільняються від проходження державної підсумкової атестації відповідно до чинного законодавства України, зокрема на підставі п.3 розділу </w:t>
+      </w:r>
+      <w:r>
+        <w:rPr>
+          <w:rFonts w:ascii="Times New Roman" w:eastAsia="Times New Roman" w:hAnsi="Times New Roman" w:cs="Times New Roman"/>
+          <w:sz w:val="28"/>
+          <w:szCs w:val="28"/>
+          <w:lang w:eastAsia="uk-UA"/>
+        </w:rPr>
+        <w:t>IV</w:t>
+      </w:r>
+      <w:r>
+        <w:rPr>
+          <w:rFonts w:ascii="Times New Roman" w:eastAsia="Times New Roman" w:hAnsi="Times New Roman" w:cs="Times New Roman"/>
+          <w:sz w:val="28"/>
+          <w:szCs w:val="28"/>
+          <w:lang w:eastAsia="uk-UA"/>
+        </w:rPr>
+        <w:t xml:space="preserve"> Порядку проведення державної підсумкової атестації, затвердженого наказом Міністерства освіти і науки України від 07.12.2018р. №1369.</w:t>
       </w:r>
     </w:p>
     <w:p>
@@ -9827,6 +10177,32 @@
         </w:rPr>
         <w:t>Вимоги до осіб, які можуть розпочати здобуття базової середньої освіти прописані в Статуті КЗ КОР «Трипільський навчально-реабілітаційний центр».</w:t>
       </w:r>
+    </w:p>
+    <w:p>
+      <w:pPr>
+        <w:spacing w:after="0" w:line="276" w:lineRule="auto"/>
+        <w:contextualSpacing/>
+        <w:jc w:val="both"/>
+        <w:rPr>
+          <w:rFonts w:ascii="Times New Roman" w:eastAsia="Times New Roman" w:hAnsi="Times New Roman" w:cs="Times New Roman"/>
+          <w:sz w:val="28"/>
+          <w:szCs w:val="28"/>
+          <w:lang w:eastAsia="uk-UA"/>
+        </w:rPr>
+      </w:pPr>
+    </w:p>
+    <w:p>
+      <w:pPr>
+        <w:spacing w:after="0" w:line="276" w:lineRule="auto"/>
+        <w:contextualSpacing/>
+        <w:jc w:val="both"/>
+        <w:rPr>
+          <w:rFonts w:ascii="Times New Roman" w:eastAsia="Times New Roman" w:hAnsi="Times New Roman" w:cs="Times New Roman"/>
+          <w:sz w:val="28"/>
+          <w:szCs w:val="28"/>
+          <w:lang w:eastAsia="uk-UA"/>
+        </w:rPr>
+      </w:pPr>
     </w:p>
     <w:p>
       <w:pPr>
@@ -32933,7 +33309,7 @@
   <a:extraClrSchemeLst/>
   <a:extLst>
     <a:ext uri="{05A4C25C-085E-4340-85A3-A5531E510DB2}">
-      <thm15:themeFamily xmlns="" xmlns:thm15="http://schemas.microsoft.com/office/thememl/2012/main" name="Office Theme" id="{62F939B6-93AF-4DB8-9C6B-D6C7DFDC589F}" vid="{4A3C46E8-61CC-4603-A589-7422A47A8E4A}"/>
+      <thm15:themeFamily xmlns:thm15="http://schemas.microsoft.com/office/thememl/2012/main" xmlns="" name="Office Theme" id="{62F939B6-93AF-4DB8-9C6B-D6C7DFDC589F}" vid="{4A3C46E8-61CC-4603-A589-7422A47A8E4A}"/>
     </a:ext>
   </a:extLst>
 </a:theme>
@@ -32944,7 +33320,7 @@
 </file>
 
 <file path=customXml/itemProps1.xml><?xml version="1.0" encoding="utf-8"?>
-<ds:datastoreItem xmlns:ds="http://schemas.openxmlformats.org/officeDocument/2006/customXml" ds:itemID="{4DA44C54-A799-458F-AADD-E039312FA36F}">
+<ds:datastoreItem xmlns:ds="http://schemas.openxmlformats.org/officeDocument/2006/customXml" ds:itemID="{158DAD1C-75F7-4903-A40D-8546B16DA7B6}">
   <ds:schemaRefs>
     <ds:schemaRef ds:uri="http://schemas.openxmlformats.org/officeDocument/2006/bibliography"/>
   </ds:schemaRefs>
